--- a/sourse/с, с++/Операционные системы pintOS/Отчет2_Черникова.docx
+++ b/sourse/с, с++/Операционные системы pintOS/Отчет2_Черникова.docx
@@ -386,12 +386,6 @@
         <w:rPr>
           <w:rFonts w:cs="Times New Roman"/>
         </w:rPr>
-        <w:t xml:space="preserve"> 5131001/20003</w:t>
-      </w:r>
-      <w:r>
-        <w:rPr>
-          <w:rFonts w:cs="Times New Roman"/>
-        </w:rPr>
         <w:tab/>
       </w:r>
       <w:r>
@@ -739,21 +733,7 @@
         <w:rPr>
           <w:rFonts w:eastAsia="Times New Roman" w:cs="Times New Roman"/>
         </w:rPr>
-        <w:t xml:space="preserve"> — изучение механизмов планирования процессов, разработка алгоритма приоритетного планирования и внедрение разработанного алгоритма в учебную операционную систему </w:t>
-      </w:r>
-      <w:proofErr w:type="spellStart"/>
-      <w:r>
-        <w:rPr>
-          <w:rFonts w:eastAsia="Times New Roman" w:cs="Times New Roman"/>
-        </w:rPr>
-        <w:t>Pintos</w:t>
-      </w:r>
-      <w:proofErr w:type="spellEnd"/>
-      <w:r>
-        <w:rPr>
-          <w:rFonts w:eastAsia="Times New Roman" w:cs="Times New Roman"/>
-        </w:rPr>
-        <w:t>.</w:t>
+        <w:t xml:space="preserve"> — изучение механизмов планирования процессов, разработка алгоритма приоритетного планирования и внедрение разработанного алгоритма в учебную операционную систему Pintos.</w:t>
       </w:r>
     </w:p>
     <w:p>
@@ -1397,7 +1377,6 @@
         </w:rPr>
         <w:t xml:space="preserve"> Функции </w:t>
       </w:r>
-      <w:proofErr w:type="spellStart"/>
       <w:r>
         <w:rPr>
           <w:rFonts w:eastAsia="Times New Roman" w:cs="Times New Roman"/>
@@ -1406,7 +1385,6 @@
         </w:rPr>
         <w:t>synch.c</w:t>
       </w:r>
-      <w:proofErr w:type="spellEnd"/>
     </w:p>
     <w:tbl>
       <w:tblPr>
@@ -1536,7 +1514,6 @@
                 <w:lang w:val="en-US"/>
               </w:rPr>
             </w:pPr>
-            <w:proofErr w:type="spellStart"/>
             <w:r>
               <w:rPr>
                 <w:rFonts w:eastAsia="Times New Roman" w:cs="Times New Roman"/>
@@ -1544,7 +1521,6 @@
               </w:rPr>
               <w:t>sema_init</w:t>
             </w:r>
-            <w:proofErr w:type="spellEnd"/>
           </w:p>
         </w:tc>
         <w:tc>
@@ -1601,21 +1577,7 @@
               <w:rPr>
                 <w:rFonts w:eastAsia="Times New Roman" w:cs="Times New Roman"/>
               </w:rPr>
-              <w:t xml:space="preserve">инициализирует новый семафор со значением </w:t>
-            </w:r>
-            <w:proofErr w:type="spellStart"/>
-            <w:r>
-              <w:rPr>
-                <w:rFonts w:eastAsia="Times New Roman" w:cs="Times New Roman"/>
-              </w:rPr>
-              <w:t>value</w:t>
-            </w:r>
-            <w:proofErr w:type="spellEnd"/>
-            <w:r>
-              <w:rPr>
-                <w:rFonts w:eastAsia="Times New Roman" w:cs="Times New Roman"/>
-              </w:rPr>
-              <w:t>; инициализирует список ожидающих процессов.</w:t>
+              <w:t>инициализирует новый семафор со значением value; инициализирует список ожидающих процессов.</w:t>
             </w:r>
           </w:p>
         </w:tc>
@@ -1643,14 +1605,12 @@
                 <w:lang w:val="en-US"/>
               </w:rPr>
             </w:pPr>
-            <w:proofErr w:type="spellStart"/>
             <w:r>
               <w:rPr>
                 <w:rFonts w:eastAsia="Times New Roman" w:cs="Times New Roman"/>
               </w:rPr>
               <w:t>sema_down</w:t>
             </w:r>
-            <w:proofErr w:type="spellEnd"/>
           </w:p>
         </w:tc>
         <w:tc>
@@ -1768,35 +1728,7 @@
               <w:rPr>
                 <w:rFonts w:eastAsia="Times New Roman" w:cs="Times New Roman"/>
               </w:rPr>
-              <w:t xml:space="preserve">, пока </w:t>
-            </w:r>
-            <w:proofErr w:type="spellStart"/>
-            <w:r>
-              <w:rPr>
-                <w:rFonts w:eastAsia="Times New Roman" w:cs="Times New Roman"/>
-              </w:rPr>
-              <w:t>sema</w:t>
-            </w:r>
-            <w:proofErr w:type="spellEnd"/>
-            <w:r>
-              <w:rPr>
-                <w:rFonts w:eastAsia="Times New Roman" w:cs="Times New Roman"/>
-              </w:rPr>
-              <w:t>-&gt;</w:t>
-            </w:r>
-            <w:proofErr w:type="spellStart"/>
-            <w:r>
-              <w:rPr>
-                <w:rFonts w:eastAsia="Times New Roman" w:cs="Times New Roman"/>
-              </w:rPr>
-              <w:t>value</w:t>
-            </w:r>
-            <w:proofErr w:type="spellEnd"/>
-            <w:r>
-              <w:rPr>
-                <w:rFonts w:eastAsia="Times New Roman" w:cs="Times New Roman"/>
-              </w:rPr>
-              <w:t xml:space="preserve"> станет положительным, а затем атомарно уменьшает его. (При этом выключает прерывания)</w:t>
+              <w:t>, пока sema-&gt;value станет положительным, а затем атомарно уменьшает его. (При этом выключает прерывания)</w:t>
             </w:r>
           </w:p>
         </w:tc>
@@ -1823,14 +1755,12 @@
                 <w:rFonts w:eastAsia="Times New Roman" w:cs="Times New Roman"/>
               </w:rPr>
             </w:pPr>
-            <w:proofErr w:type="spellStart"/>
             <w:r>
               <w:rPr>
                 <w:rFonts w:eastAsia="Times New Roman" w:cs="Times New Roman"/>
               </w:rPr>
               <w:t>sema_try_down</w:t>
             </w:r>
-            <w:proofErr w:type="spellEnd"/>
           </w:p>
         </w:tc>
         <w:tc>
@@ -1887,35 +1817,7 @@
               <w:rPr>
                 <w:rFonts w:eastAsia="Times New Roman" w:cs="Times New Roman"/>
               </w:rPr>
-              <w:t xml:space="preserve">Операция "P" без ожидания: Если семафор еще не равен 0. Возвращает значение </w:t>
-            </w:r>
-            <w:proofErr w:type="spellStart"/>
-            <w:r>
-              <w:rPr>
-                <w:rFonts w:eastAsia="Times New Roman" w:cs="Times New Roman"/>
-              </w:rPr>
-              <w:t>true</w:t>
-            </w:r>
-            <w:proofErr w:type="spellEnd"/>
-            <w:r>
-              <w:rPr>
-                <w:rFonts w:eastAsia="Times New Roman" w:cs="Times New Roman"/>
-              </w:rPr>
-              <w:t xml:space="preserve">, если семафор уменьшен, в противном случае значение </w:t>
-            </w:r>
-            <w:proofErr w:type="spellStart"/>
-            <w:r>
-              <w:rPr>
-                <w:rFonts w:eastAsia="Times New Roman" w:cs="Times New Roman"/>
-              </w:rPr>
-              <w:t>false</w:t>
-            </w:r>
-            <w:proofErr w:type="spellEnd"/>
-            <w:r>
-              <w:rPr>
-                <w:rFonts w:eastAsia="Times New Roman" w:cs="Times New Roman"/>
-              </w:rPr>
-              <w:t>.</w:t>
+              <w:t>Операция "P" без ожидания: Если семафор еще не равен 0. Возвращает значение true, если семафор уменьшен, в противном случае значение false.</w:t>
             </w:r>
           </w:p>
         </w:tc>
@@ -1942,14 +1844,12 @@
                 <w:rFonts w:eastAsia="Times New Roman" w:cs="Times New Roman"/>
               </w:rPr>
             </w:pPr>
-            <w:proofErr w:type="spellStart"/>
             <w:r>
               <w:rPr>
                 <w:rFonts w:eastAsia="Times New Roman" w:cs="Times New Roman"/>
               </w:rPr>
               <w:t>sema_up</w:t>
             </w:r>
-            <w:proofErr w:type="spellEnd"/>
           </w:p>
         </w:tc>
         <w:tc>
@@ -2006,35 +1906,7 @@
               <w:rPr>
                 <w:rFonts w:eastAsia="Times New Roman" w:cs="Times New Roman"/>
               </w:rPr>
-              <w:t xml:space="preserve">Операция "V". Увеличивает </w:t>
-            </w:r>
-            <w:proofErr w:type="spellStart"/>
-            <w:r>
-              <w:rPr>
-                <w:rFonts w:eastAsia="Times New Roman" w:cs="Times New Roman"/>
-              </w:rPr>
-              <w:t>sema</w:t>
-            </w:r>
-            <w:proofErr w:type="spellEnd"/>
-            <w:r>
-              <w:rPr>
-                <w:rFonts w:eastAsia="Times New Roman" w:cs="Times New Roman"/>
-              </w:rPr>
-              <w:t>-&gt;</w:t>
-            </w:r>
-            <w:proofErr w:type="spellStart"/>
-            <w:r>
-              <w:rPr>
-                <w:rFonts w:eastAsia="Times New Roman" w:cs="Times New Roman"/>
-              </w:rPr>
-              <w:t>value</w:t>
-            </w:r>
-            <w:proofErr w:type="spellEnd"/>
-            <w:r>
-              <w:rPr>
-                <w:rFonts w:eastAsia="Times New Roman" w:cs="Times New Roman"/>
-              </w:rPr>
-              <w:t xml:space="preserve"> и пробуждает один поток из тех, кто ожидает SEMA, если таковой имеется.</w:t>
+              <w:t>Операция "V". Увеличивает sema-&gt;value и пробуждает один поток из тех, кто ожидает SEMA, если таковой имеется.</w:t>
             </w:r>
           </w:p>
         </w:tc>
@@ -2061,14 +1933,12 @@
                 <w:rFonts w:eastAsia="Times New Roman" w:cs="Times New Roman"/>
               </w:rPr>
             </w:pPr>
-            <w:proofErr w:type="spellStart"/>
             <w:r>
               <w:rPr>
                 <w:rFonts w:eastAsia="Times New Roman" w:cs="Times New Roman"/>
               </w:rPr>
               <w:t>lock_init</w:t>
             </w:r>
-            <w:proofErr w:type="spellEnd"/>
           </w:p>
         </w:tc>
         <w:tc>
@@ -2125,49 +1995,7 @@
               <w:rPr>
                 <w:rFonts w:eastAsia="Times New Roman" w:cs="Times New Roman"/>
               </w:rPr>
-              <w:t xml:space="preserve">Функция инициализирует новый замок как </w:t>
-            </w:r>
-            <w:proofErr w:type="spellStart"/>
-            <w:r>
-              <w:rPr>
-                <w:rFonts w:eastAsia="Times New Roman" w:cs="Times New Roman"/>
-              </w:rPr>
-              <w:t>sema_init</w:t>
-            </w:r>
-            <w:proofErr w:type="spellEnd"/>
-            <w:r>
-              <w:rPr>
-                <w:rFonts w:eastAsia="Times New Roman" w:cs="Times New Roman"/>
-              </w:rPr>
-              <w:t xml:space="preserve"> (&amp;</w:t>
-            </w:r>
-            <w:proofErr w:type="spellStart"/>
-            <w:r>
-              <w:rPr>
-                <w:rFonts w:eastAsia="Times New Roman" w:cs="Times New Roman"/>
-              </w:rPr>
-              <w:t>lock</w:t>
-            </w:r>
-            <w:proofErr w:type="spellEnd"/>
-            <w:r>
-              <w:rPr>
-                <w:rFonts w:eastAsia="Times New Roman" w:cs="Times New Roman"/>
-              </w:rPr>
-              <w:t>-&gt;</w:t>
-            </w:r>
-            <w:proofErr w:type="spellStart"/>
-            <w:r>
-              <w:rPr>
-                <w:rFonts w:eastAsia="Times New Roman" w:cs="Times New Roman"/>
-              </w:rPr>
-              <w:t>semaphore</w:t>
-            </w:r>
-            <w:proofErr w:type="spellEnd"/>
-            <w:r>
-              <w:rPr>
-                <w:rFonts w:eastAsia="Times New Roman" w:cs="Times New Roman"/>
-              </w:rPr>
-              <w:t>, 1).  Процесс, создающий замок, по умолчанию не является его обладателем.</w:t>
+              <w:t>Функция инициализирует новый замок как sema_init (&amp;lock-&gt;semaphore, 1).  Процесс, создающий замок, по умолчанию не является его обладателем.</w:t>
             </w:r>
           </w:p>
         </w:tc>
@@ -2194,14 +2022,12 @@
                 <w:rFonts w:eastAsia="Times New Roman" w:cs="Times New Roman"/>
               </w:rPr>
             </w:pPr>
-            <w:proofErr w:type="spellStart"/>
             <w:r>
               <w:rPr>
                 <w:rFonts w:eastAsia="Times New Roman" w:cs="Times New Roman"/>
               </w:rPr>
               <w:t>lock_acquire</w:t>
             </w:r>
-            <w:proofErr w:type="spellEnd"/>
           </w:p>
         </w:tc>
         <w:tc>
@@ -2258,35 +2084,7 @@
               <w:rPr>
                 <w:rFonts w:eastAsia="Times New Roman" w:cs="Times New Roman"/>
               </w:rPr>
-              <w:t>Функция выполняет операцию "</w:t>
-            </w:r>
-            <w:proofErr w:type="spellStart"/>
-            <w:r>
-              <w:rPr>
-                <w:rFonts w:eastAsia="Times New Roman" w:cs="Times New Roman"/>
-              </w:rPr>
-              <w:t>acquire</w:t>
-            </w:r>
-            <w:proofErr w:type="spellEnd"/>
-            <w:r>
-              <w:rPr>
-                <w:rFonts w:eastAsia="Times New Roman" w:cs="Times New Roman"/>
-              </w:rPr>
-              <w:t>" над данным замком, ожидая операцию "</w:t>
-            </w:r>
-            <w:proofErr w:type="spellStart"/>
-            <w:r>
-              <w:rPr>
-                <w:rFonts w:eastAsia="Times New Roman" w:cs="Times New Roman"/>
-              </w:rPr>
-              <w:t>release</w:t>
-            </w:r>
-            <w:proofErr w:type="spellEnd"/>
-            <w:r>
-              <w:rPr>
-                <w:rFonts w:eastAsia="Times New Roman" w:cs="Times New Roman"/>
-              </w:rPr>
-              <w:t>" от предыдущего обладателя замка, если это требуется. Процесс, выполнивший эту операцию, становится обладателем замка</w:t>
+              <w:t>Функция выполняет операцию "acquire" над данным замком, ожидая операцию "release" от предыдущего обладателя замка, если это требуется. Процесс, выполнивший эту операцию, становится обладателем замка</w:t>
             </w:r>
           </w:p>
         </w:tc>
@@ -2313,14 +2111,12 @@
                 <w:rFonts w:eastAsia="Times New Roman" w:cs="Times New Roman"/>
               </w:rPr>
             </w:pPr>
-            <w:proofErr w:type="spellStart"/>
             <w:r>
               <w:rPr>
                 <w:rFonts w:eastAsia="Times New Roman" w:cs="Times New Roman"/>
               </w:rPr>
               <w:t>lock_try_acquire</w:t>
             </w:r>
-            <w:proofErr w:type="spellEnd"/>
           </w:p>
         </w:tc>
         <w:tc>
@@ -2377,49 +2173,7 @@
               <w:rPr>
                 <w:rFonts w:eastAsia="Times New Roman" w:cs="Times New Roman"/>
               </w:rPr>
-              <w:t>Функция выполняет операцию "</w:t>
-            </w:r>
-            <w:proofErr w:type="spellStart"/>
-            <w:r>
-              <w:rPr>
-                <w:rFonts w:eastAsia="Times New Roman" w:cs="Times New Roman"/>
-              </w:rPr>
-              <w:t>acquire</w:t>
-            </w:r>
-            <w:proofErr w:type="spellEnd"/>
-            <w:r>
-              <w:rPr>
-                <w:rFonts w:eastAsia="Times New Roman" w:cs="Times New Roman"/>
-              </w:rPr>
-              <w:t>" без ожидания. Возвращает значение "</w:t>
-            </w:r>
-            <w:proofErr w:type="spellStart"/>
-            <w:r>
-              <w:rPr>
-                <w:rFonts w:eastAsia="Times New Roman" w:cs="Times New Roman"/>
-              </w:rPr>
-              <w:t>true</w:t>
-            </w:r>
-            <w:proofErr w:type="spellEnd"/>
-            <w:r>
-              <w:rPr>
-                <w:rFonts w:eastAsia="Times New Roman" w:cs="Times New Roman"/>
-              </w:rPr>
-              <w:t>", если операция выполнена успешно, или "</w:t>
-            </w:r>
-            <w:proofErr w:type="spellStart"/>
-            <w:r>
-              <w:rPr>
-                <w:rFonts w:eastAsia="Times New Roman" w:cs="Times New Roman"/>
-              </w:rPr>
-              <w:t>false</w:t>
-            </w:r>
-            <w:proofErr w:type="spellEnd"/>
-            <w:r>
-              <w:rPr>
-                <w:rFonts w:eastAsia="Times New Roman" w:cs="Times New Roman"/>
-              </w:rPr>
-              <w:t>", если у замка уже есть обладатель</w:t>
+              <w:t>Функция выполняет операцию "acquire" без ожидания. Возвращает значение "true", если операция выполнена успешно, или "false", если у замка уже есть обладатель</w:t>
             </w:r>
           </w:p>
         </w:tc>
@@ -2446,14 +2200,12 @@
                 <w:rFonts w:eastAsia="Times New Roman" w:cs="Times New Roman"/>
               </w:rPr>
             </w:pPr>
-            <w:proofErr w:type="spellStart"/>
             <w:r>
               <w:rPr>
                 <w:rFonts w:eastAsia="Times New Roman" w:cs="Times New Roman"/>
               </w:rPr>
               <w:t>lock_release</w:t>
             </w:r>
-            <w:proofErr w:type="spellEnd"/>
           </w:p>
         </w:tc>
         <w:tc>
@@ -2510,21 +2262,7 @@
               <w:rPr>
                 <w:rFonts w:eastAsia="Times New Roman" w:cs="Times New Roman"/>
               </w:rPr>
-              <w:t>Функция выполняет операцию "</w:t>
-            </w:r>
-            <w:proofErr w:type="spellStart"/>
-            <w:r>
-              <w:rPr>
-                <w:rFonts w:eastAsia="Times New Roman" w:cs="Times New Roman"/>
-              </w:rPr>
-              <w:t>release</w:t>
-            </w:r>
-            <w:proofErr w:type="spellEnd"/>
-            <w:r>
-              <w:rPr>
-                <w:rFonts w:eastAsia="Times New Roman" w:cs="Times New Roman"/>
-              </w:rPr>
-              <w:t>" над замком, если текущий процесс является его обладателем</w:t>
+              <w:t>Функция выполняет операцию "release" над замком, если текущий процесс является его обладателем</w:t>
             </w:r>
           </w:p>
         </w:tc>
@@ -2552,43 +2290,32 @@
                 <w:lang w:val="en-US"/>
               </w:rPr>
             </w:pPr>
-            <w:proofErr w:type="spellStart"/>
             <w:r>
               <w:rPr>
                 <w:rFonts w:eastAsia="Times New Roman" w:cs="Times New Roman"/>
                 <w:lang w:val="en-US"/>
               </w:rPr>
-              <w:t>lock_held_by</w:t>
-            </w:r>
-            <w:proofErr w:type="spellEnd"/>
-            <w:r>
+              <w:t>lock_held_by_</w:t>
+            </w:r>
+          </w:p>
+          <w:p>
+            <w:pPr>
+              <w:suppressAutoHyphens/>
+              <w:spacing w:line="240" w:lineRule="auto"/>
+              <w:ind w:firstLine="0"/>
+              <w:jc w:val="left"/>
               <w:rPr>
                 <w:rFonts w:eastAsia="Times New Roman" w:cs="Times New Roman"/>
                 <w:lang w:val="en-US"/>
               </w:rPr>
-              <w:t>_</w:t>
-            </w:r>
-          </w:p>
-          <w:p>
-            <w:pPr>
-              <w:suppressAutoHyphens/>
-              <w:spacing w:line="240" w:lineRule="auto"/>
-              <w:ind w:firstLine="0"/>
-              <w:jc w:val="left"/>
+            </w:pPr>
+            <w:r>
               <w:rPr>
                 <w:rFonts w:eastAsia="Times New Roman" w:cs="Times New Roman"/>
                 <w:lang w:val="en-US"/>
               </w:rPr>
-            </w:pPr>
-            <w:proofErr w:type="spellStart"/>
-            <w:r>
-              <w:rPr>
-                <w:rFonts w:eastAsia="Times New Roman" w:cs="Times New Roman"/>
-                <w:lang w:val="en-US"/>
-              </w:rPr>
               <w:t>current_thread</w:t>
             </w:r>
-            <w:proofErr w:type="spellEnd"/>
           </w:p>
         </w:tc>
         <w:tc>
@@ -2645,35 +2372,7 @@
               <w:rPr>
                 <w:rFonts w:eastAsia="Times New Roman" w:cs="Times New Roman"/>
               </w:rPr>
-              <w:t>Функция возвращает значение "</w:t>
-            </w:r>
-            <w:proofErr w:type="spellStart"/>
-            <w:r>
-              <w:rPr>
-                <w:rFonts w:eastAsia="Times New Roman" w:cs="Times New Roman"/>
-              </w:rPr>
-              <w:t>true</w:t>
-            </w:r>
-            <w:proofErr w:type="spellEnd"/>
-            <w:r>
-              <w:rPr>
-                <w:rFonts w:eastAsia="Times New Roman" w:cs="Times New Roman"/>
-              </w:rPr>
-              <w:t>", если текущий процесс является обладателем замка, и "</w:t>
-            </w:r>
-            <w:proofErr w:type="spellStart"/>
-            <w:r>
-              <w:rPr>
-                <w:rFonts w:eastAsia="Times New Roman" w:cs="Times New Roman"/>
-              </w:rPr>
-              <w:t>false</w:t>
-            </w:r>
-            <w:proofErr w:type="spellEnd"/>
-            <w:r>
-              <w:rPr>
-                <w:rFonts w:eastAsia="Times New Roman" w:cs="Times New Roman"/>
-              </w:rPr>
-              <w:t>" в противном случае</w:t>
+              <w:t>Функция возвращает значение "true", если текущий процесс является обладателем замка, и "false" в противном случае</w:t>
             </w:r>
           </w:p>
         </w:tc>
@@ -2701,14 +2400,12 @@
                 <w:lang w:val="en-US"/>
               </w:rPr>
             </w:pPr>
-            <w:proofErr w:type="spellStart"/>
             <w:r>
               <w:rPr>
                 <w:rFonts w:eastAsia="Times New Roman" w:cs="Times New Roman"/>
               </w:rPr>
               <w:t>cond_init</w:t>
             </w:r>
-            <w:proofErr w:type="spellEnd"/>
           </w:p>
         </w:tc>
         <w:tc>
@@ -2738,7 +2435,6 @@
               </w:rPr>
               <w:t xml:space="preserve">Принимает указатель на структуру переменной-условия </w:t>
             </w:r>
-            <w:proofErr w:type="spellStart"/>
             <w:r>
               <w:rPr>
                 <w:rFonts w:eastAsia="Times New Roman" w:cs="Times New Roman"/>
@@ -2746,7 +2442,6 @@
               </w:rPr>
               <w:t>cond</w:t>
             </w:r>
-            <w:proofErr w:type="spellEnd"/>
           </w:p>
         </w:tc>
         <w:tc>
@@ -2774,21 +2469,7 @@
               <w:rPr>
                 <w:rFonts w:eastAsia="Times New Roman" w:cs="Times New Roman"/>
               </w:rPr>
-              <w:t xml:space="preserve">Функция инициализирует переменную </w:t>
-            </w:r>
-            <w:proofErr w:type="spellStart"/>
-            <w:r>
-              <w:rPr>
-                <w:rFonts w:eastAsia="Times New Roman" w:cs="Times New Roman"/>
-              </w:rPr>
-              <w:t>cond</w:t>
-            </w:r>
-            <w:proofErr w:type="spellEnd"/>
-            <w:r>
-              <w:rPr>
-                <w:rFonts w:eastAsia="Times New Roman" w:cs="Times New Roman"/>
-              </w:rPr>
-              <w:t xml:space="preserve"> как новую переменную-условие</w:t>
+              <w:t>Функция инициализирует переменную cond как новую переменную-условие</w:t>
             </w:r>
           </w:p>
         </w:tc>
@@ -2815,14 +2496,12 @@
                 <w:rFonts w:eastAsia="Times New Roman" w:cs="Times New Roman"/>
               </w:rPr>
             </w:pPr>
-            <w:proofErr w:type="spellStart"/>
             <w:r>
               <w:rPr>
                 <w:rFonts w:eastAsia="Times New Roman" w:cs="Times New Roman"/>
               </w:rPr>
               <w:t>cond_wait</w:t>
             </w:r>
-            <w:proofErr w:type="spellEnd"/>
           </w:p>
         </w:tc>
         <w:tc>
@@ -2879,21 +2558,7 @@
               <w:rPr>
                 <w:rFonts w:eastAsia="Times New Roman" w:cs="Times New Roman"/>
               </w:rPr>
-              <w:t>Функция выполняет операцию "</w:t>
-            </w:r>
-            <w:proofErr w:type="spellStart"/>
-            <w:r>
-              <w:rPr>
-                <w:rFonts w:eastAsia="Times New Roman" w:cs="Times New Roman"/>
-              </w:rPr>
-              <w:t>release</w:t>
-            </w:r>
-            <w:proofErr w:type="spellEnd"/>
-            <w:r>
-              <w:rPr>
-                <w:rFonts w:eastAsia="Times New Roman" w:cs="Times New Roman"/>
-              </w:rPr>
-              <w:t>" над замком монитора и ожидает, когда переменная-условие получит сигнал о выполнении условия. Замок монитора должен быть закрыт до выполнения данной функции</w:t>
+              <w:t>Функция выполняет операцию "release" над замком монитора и ожидает, когда переменная-условие получит сигнал о выполнении условия. Замок монитора должен быть закрыт до выполнения данной функции</w:t>
             </w:r>
           </w:p>
         </w:tc>
@@ -2920,14 +2585,12 @@
                 <w:rFonts w:eastAsia="Times New Roman" w:cs="Times New Roman"/>
               </w:rPr>
             </w:pPr>
-            <w:proofErr w:type="spellStart"/>
             <w:r>
               <w:rPr>
                 <w:rFonts w:eastAsia="Times New Roman" w:cs="Times New Roman"/>
               </w:rPr>
               <w:t>cond_signal</w:t>
             </w:r>
-            <w:proofErr w:type="spellEnd"/>
           </w:p>
         </w:tc>
         <w:tc>
@@ -3011,14 +2674,12 @@
                 <w:rFonts w:eastAsia="Times New Roman" w:cs="Times New Roman"/>
               </w:rPr>
             </w:pPr>
-            <w:proofErr w:type="spellStart"/>
             <w:r>
               <w:rPr>
                 <w:rFonts w:eastAsia="Times New Roman" w:cs="Times New Roman"/>
               </w:rPr>
               <w:t>cond_broadcast</w:t>
             </w:r>
-            <w:proofErr w:type="spellEnd"/>
           </w:p>
         </w:tc>
         <w:tc>
@@ -3075,21 +2736,7 @@
               <w:rPr>
                 <w:rFonts w:eastAsia="Times New Roman" w:cs="Times New Roman"/>
               </w:rPr>
-              <w:t xml:space="preserve">Если несколько процессов ожидают </w:t>
-            </w:r>
-            <w:proofErr w:type="spellStart"/>
-            <w:r>
-              <w:rPr>
-                <w:rFonts w:eastAsia="Times New Roman" w:cs="Times New Roman"/>
-              </w:rPr>
-              <w:t>переменую</w:t>
-            </w:r>
-            <w:proofErr w:type="spellEnd"/>
-            <w:r>
-              <w:rPr>
-                <w:rFonts w:eastAsia="Times New Roman" w:cs="Times New Roman"/>
-              </w:rPr>
-              <w:t>-условие, пробуждает все.</w:t>
+              <w:t>Если несколько процессов ожидают переменую-условие, пробуждает все.</w:t>
             </w:r>
           </w:p>
         </w:tc>
@@ -3150,7 +2797,6 @@
         </w:rPr>
         <w:t xml:space="preserve"> Функции </w:t>
       </w:r>
-      <w:proofErr w:type="spellStart"/>
       <w:r>
         <w:rPr>
           <w:rFonts w:eastAsia="Times New Roman" w:cs="Times New Roman"/>
@@ -3159,7 +2805,6 @@
         </w:rPr>
         <w:t>thread.c</w:t>
       </w:r>
-      <w:proofErr w:type="spellEnd"/>
     </w:p>
     <w:tbl>
       <w:tblPr>
@@ -3298,7 +2943,6 @@
                 <w:lang w:val="en-US"/>
               </w:rPr>
             </w:pPr>
-            <w:proofErr w:type="spellStart"/>
             <w:r>
               <w:rPr>
                 <w:rFonts w:eastAsia="Times New Roman" w:cs="Times New Roman"/>
@@ -3306,7 +2950,6 @@
               </w:rPr>
               <w:t>thread_init</w:t>
             </w:r>
-            <w:proofErr w:type="spellEnd"/>
           </w:p>
         </w:tc>
         <w:tc>
@@ -3369,35 +3012,7 @@
               <w:rPr>
                 <w:rFonts w:eastAsia="Times New Roman" w:cs="Times New Roman"/>
               </w:rPr>
-              <w:t xml:space="preserve">Функция вызывается из </w:t>
-            </w:r>
-            <w:proofErr w:type="spellStart"/>
-            <w:r>
-              <w:rPr>
-                <w:rFonts w:eastAsia="Times New Roman" w:cs="Times New Roman"/>
-              </w:rPr>
-              <w:t>main</w:t>
-            </w:r>
-            <w:proofErr w:type="spellEnd"/>
-            <w:r>
-              <w:rPr>
-                <w:rFonts w:eastAsia="Times New Roman" w:cs="Times New Roman"/>
-              </w:rPr>
-              <w:t xml:space="preserve">() для инициализации системы управления процессами, под которой понимается совокупность процессов и функций работы с ними. Ее основной задачей является создание главного процесса ядра ОС </w:t>
-            </w:r>
-            <w:proofErr w:type="spellStart"/>
-            <w:r>
-              <w:rPr>
-                <w:rFonts w:eastAsia="Times New Roman" w:cs="Times New Roman"/>
-              </w:rPr>
-              <w:t>Pintos</w:t>
-            </w:r>
-            <w:proofErr w:type="spellEnd"/>
-            <w:r>
-              <w:rPr>
-                <w:rFonts w:eastAsia="Times New Roman" w:cs="Times New Roman"/>
-              </w:rPr>
-              <w:t>, который по своей архитектуре ничем не отличается от любого другого процесса системы.</w:t>
+              <w:t>Функция вызывается из main() для инициализации системы управления процессами, под которой понимается совокупность процессов и функций работы с ними. Ее основной задачей является создание главного процесса ядра ОС Pintos, который по своей архитектуре ничем не отличается от любого другого процесса системы.</w:t>
             </w:r>
           </w:p>
         </w:tc>
@@ -3426,14 +3041,12 @@
                 <w:lang w:val="en-US"/>
               </w:rPr>
             </w:pPr>
-            <w:proofErr w:type="spellStart"/>
             <w:r>
               <w:rPr>
                 <w:rFonts w:eastAsia="Times New Roman" w:cs="Times New Roman"/>
               </w:rPr>
               <w:t>thread_start</w:t>
             </w:r>
-            <w:proofErr w:type="spellEnd"/>
           </w:p>
         </w:tc>
         <w:tc>
@@ -3496,21 +3109,7 @@
               <w:rPr>
                 <w:rFonts w:eastAsia="Times New Roman" w:cs="Times New Roman"/>
               </w:rPr>
-              <w:t xml:space="preserve">Функция вызывается из </w:t>
-            </w:r>
-            <w:proofErr w:type="spellStart"/>
-            <w:r>
-              <w:rPr>
-                <w:rFonts w:eastAsia="Times New Roman" w:cs="Times New Roman"/>
-              </w:rPr>
-              <w:t>main</w:t>
-            </w:r>
-            <w:proofErr w:type="spellEnd"/>
-            <w:r>
-              <w:rPr>
-                <w:rFonts w:eastAsia="Times New Roman" w:cs="Times New Roman"/>
-              </w:rPr>
-              <w:t>() и запускает механизм вытесняющего планирования процессов включая прерывания. Создает «пустой» процесс, который выбирается планировщиком, когда в очереди на выполнение нет готовых процессов.</w:t>
+              <w:t>Функция вызывается из main() и запускает механизм вытесняющего планирования процессов включая прерывания. Создает «пустой» процесс, который выбирается планировщиком, когда в очереди на выполнение нет готовых процессов.</w:t>
             </w:r>
           </w:p>
         </w:tc>
@@ -3538,14 +3137,12 @@
                 <w:rFonts w:eastAsia="Times New Roman" w:cs="Times New Roman"/>
               </w:rPr>
             </w:pPr>
-            <w:proofErr w:type="spellStart"/>
             <w:r>
               <w:rPr>
                 <w:rFonts w:eastAsia="Times New Roman" w:cs="Times New Roman"/>
               </w:rPr>
               <w:t>thread_tick</w:t>
             </w:r>
-            <w:proofErr w:type="spellEnd"/>
           </w:p>
         </w:tc>
         <w:tc>
@@ -3608,49 +3205,7 @@
               <w:rPr>
                 <w:rFonts w:eastAsia="Times New Roman" w:cs="Times New Roman"/>
               </w:rPr>
-              <w:t xml:space="preserve">Функция вызывается системным таймером. Отсчитывает установленный квант и по его истечении передает управление планировщику. Первая часть этой функции – собирание статистики, а дальше как раз самое главное - смотрим, прошел ли квант, если прошел, он меняет переменную </w:t>
-            </w:r>
-            <w:proofErr w:type="spellStart"/>
-            <w:r>
-              <w:rPr>
-                <w:rFonts w:eastAsia="Times New Roman" w:cs="Times New Roman"/>
-              </w:rPr>
-              <w:t>yield_on_return</w:t>
-            </w:r>
-            <w:proofErr w:type="spellEnd"/>
-            <w:r>
-              <w:rPr>
-                <w:rFonts w:eastAsia="Times New Roman" w:cs="Times New Roman"/>
-              </w:rPr>
-              <w:t xml:space="preserve"> и на следующем прерывание </w:t>
-            </w:r>
-            <w:proofErr w:type="spellStart"/>
-            <w:r>
-              <w:rPr>
-                <w:rFonts w:eastAsia="Times New Roman" w:cs="Times New Roman"/>
-              </w:rPr>
-              <w:t>intr_handler</w:t>
-            </w:r>
-            <w:proofErr w:type="spellEnd"/>
-            <w:r>
-              <w:rPr>
-                <w:rFonts w:eastAsia="Times New Roman" w:cs="Times New Roman"/>
-              </w:rPr>
-              <w:t xml:space="preserve"> вызывает </w:t>
-            </w:r>
-            <w:proofErr w:type="spellStart"/>
-            <w:r>
-              <w:rPr>
-                <w:rFonts w:eastAsia="Times New Roman" w:cs="Times New Roman"/>
-              </w:rPr>
-              <w:t>thread_yield</w:t>
-            </w:r>
-            <w:proofErr w:type="spellEnd"/>
-            <w:r>
-              <w:rPr>
-                <w:rFonts w:eastAsia="Times New Roman" w:cs="Times New Roman"/>
-              </w:rPr>
-              <w:t>.. (</w:t>
+              <w:t>Функция вызывается системным таймером. Отсчитывает установленный квант и по его истечении передает управление планировщику. Первая часть этой функции – собирание статистики, а дальше как раз самое главное - смотрим, прошел ли квант, если прошел, он меняет переменную yield_on_return и на следующем прерывание intr_handler вызывает thread_yield.. (</w:t>
             </w:r>
             <w:r>
               <w:rPr>
@@ -3757,7 +3312,6 @@
                 <w:lang w:val="en-US"/>
               </w:rPr>
             </w:pPr>
-            <w:proofErr w:type="spellStart"/>
             <w:r>
               <w:rPr>
                 <w:rFonts w:eastAsia="Times New Roman" w:cs="Times New Roman"/>
@@ -3765,7 +3319,6 @@
               </w:rPr>
               <w:t>thread_create</w:t>
             </w:r>
-            <w:proofErr w:type="spellEnd"/>
           </w:p>
         </w:tc>
         <w:tc>
@@ -3813,7 +3366,6 @@
               </w:rPr>
               <w:t>_</w:t>
             </w:r>
-            <w:proofErr w:type="spellStart"/>
             <w:r>
               <w:rPr>
                 <w:rFonts w:eastAsia="Times New Roman" w:cs="Times New Roman"/>
@@ -3822,7 +3374,6 @@
               </w:rPr>
               <w:t>func</w:t>
             </w:r>
-            <w:proofErr w:type="spellEnd"/>
             <w:r>
               <w:rPr>
                 <w:rFonts w:eastAsia="Times New Roman" w:cs="Times New Roman"/>
@@ -3866,35 +3417,7 @@
               <w:rPr>
                 <w:rFonts w:eastAsia="Times New Roman" w:cs="Times New Roman"/>
               </w:rPr>
-              <w:t xml:space="preserve">Функция создает и запускает новый процесс уровня ядра с именем </w:t>
-            </w:r>
-            <w:proofErr w:type="spellStart"/>
-            <w:r>
-              <w:rPr>
-                <w:rFonts w:eastAsia="Times New Roman" w:cs="Times New Roman"/>
-              </w:rPr>
-              <w:t>name</w:t>
-            </w:r>
-            <w:proofErr w:type="spellEnd"/>
-            <w:r>
-              <w:rPr>
-                <w:rFonts w:eastAsia="Times New Roman" w:cs="Times New Roman"/>
-              </w:rPr>
-              <w:t xml:space="preserve">, заданным приоритетом </w:t>
-            </w:r>
-            <w:proofErr w:type="spellStart"/>
-            <w:r>
-              <w:rPr>
-                <w:rFonts w:eastAsia="Times New Roman" w:cs="Times New Roman"/>
-              </w:rPr>
-              <w:t>priority</w:t>
-            </w:r>
-            <w:proofErr w:type="spellEnd"/>
-            <w:r>
-              <w:rPr>
-                <w:rFonts w:eastAsia="Times New Roman" w:cs="Times New Roman"/>
-              </w:rPr>
-              <w:t>, добавляет его в очередь готовых к выполнению и возвращает идентификатор TID созданного процесса или TID_ERROR, если создание процесса закончилось неудачей.</w:t>
+              <w:t>Функция создает и запускает новый процесс уровня ядра с именем name, заданным приоритетом priority, добавляет его в очередь готовых к выполнению и возвращает идентификатор TID созданного процесса или TID_ERROR, если создание процесса закончилось неудачей.</w:t>
             </w:r>
           </w:p>
         </w:tc>
@@ -3923,14 +3446,12 @@
                 <w:lang w:val="en-US"/>
               </w:rPr>
             </w:pPr>
-            <w:proofErr w:type="spellStart"/>
             <w:r>
               <w:rPr>
                 <w:rFonts w:eastAsia="Times New Roman" w:cs="Times New Roman"/>
               </w:rPr>
               <w:t>thread_func</w:t>
             </w:r>
-            <w:proofErr w:type="spellEnd"/>
           </w:p>
         </w:tc>
         <w:tc>
@@ -3991,35 +3512,7 @@
               <w:rPr>
                 <w:rFonts w:eastAsia="Times New Roman" w:cs="Times New Roman"/>
               </w:rPr>
-              <w:t xml:space="preserve">Функция, в которой задается задача, которая будет выполняться при создании нового процесса. </w:t>
-            </w:r>
-            <w:proofErr w:type="spellStart"/>
-            <w:r>
-              <w:rPr>
-                <w:rFonts w:eastAsia="Times New Roman" w:cs="Times New Roman"/>
-              </w:rPr>
-              <w:t>thread_func</w:t>
-            </w:r>
-            <w:proofErr w:type="spellEnd"/>
-            <w:r>
-              <w:rPr>
-                <w:rFonts w:eastAsia="Times New Roman" w:cs="Times New Roman"/>
-              </w:rPr>
-              <w:t xml:space="preserve"> является аргументом функции </w:t>
-            </w:r>
-            <w:proofErr w:type="spellStart"/>
-            <w:r>
-              <w:rPr>
-                <w:rFonts w:eastAsia="Times New Roman" w:cs="Times New Roman"/>
-              </w:rPr>
-              <w:t>thread_create</w:t>
-            </w:r>
-            <w:proofErr w:type="spellEnd"/>
-            <w:r>
-              <w:rPr>
-                <w:rFonts w:eastAsia="Times New Roman" w:cs="Times New Roman"/>
-              </w:rPr>
-              <w:t>.</w:t>
+              <w:t>Функция, в которой задается задача, которая будет выполняться при создании нового процесса. thread_func является аргументом функции thread_create.</w:t>
             </w:r>
           </w:p>
         </w:tc>
@@ -4047,14 +3540,12 @@
                 <w:rFonts w:eastAsia="Times New Roman" w:cs="Times New Roman"/>
               </w:rPr>
             </w:pPr>
-            <w:proofErr w:type="spellStart"/>
             <w:r>
               <w:rPr>
                 <w:rFonts w:eastAsia="Times New Roman" w:cs="Times New Roman"/>
               </w:rPr>
               <w:t>thread_block</w:t>
             </w:r>
-            <w:proofErr w:type="spellEnd"/>
           </w:p>
         </w:tc>
         <w:tc>
@@ -4117,21 +3608,7 @@
               <w:rPr>
                 <w:rFonts w:eastAsia="Times New Roman" w:cs="Times New Roman"/>
               </w:rPr>
-              <w:t xml:space="preserve">Функция переводит исполняющийся процесс из состояния THREAD_RUNNING в состояние THREAD_BLOCKED. Процесс не сможет выполняться до тех пор, пока для него не будет выполнена функция </w:t>
-            </w:r>
-            <w:proofErr w:type="spellStart"/>
-            <w:r>
-              <w:rPr>
-                <w:rFonts w:eastAsia="Times New Roman" w:cs="Times New Roman"/>
-              </w:rPr>
-              <w:t>thread_unblock</w:t>
-            </w:r>
-            <w:proofErr w:type="spellEnd"/>
-            <w:r>
-              <w:rPr>
-                <w:rFonts w:eastAsia="Times New Roman" w:cs="Times New Roman"/>
-              </w:rPr>
-              <w:t>().</w:t>
+              <w:t>Функция переводит исполняющийся процесс из состояния THREAD_RUNNING в состояние THREAD_BLOCKED. Процесс не сможет выполняться до тех пор, пока для него не будет выполнена функция thread_unblock().</w:t>
             </w:r>
           </w:p>
         </w:tc>
@@ -4159,14 +3636,12 @@
                 <w:rFonts w:eastAsia="Times New Roman" w:cs="Times New Roman"/>
               </w:rPr>
             </w:pPr>
-            <w:proofErr w:type="spellStart"/>
             <w:r>
               <w:rPr>
                 <w:rFonts w:eastAsia="Times New Roman" w:cs="Times New Roman"/>
               </w:rPr>
               <w:t>thread_unblock</w:t>
             </w:r>
-            <w:proofErr w:type="spellEnd"/>
           </w:p>
         </w:tc>
         <w:tc>
@@ -4264,7 +3739,6 @@
                 <w:lang w:val="en-US"/>
               </w:rPr>
             </w:pPr>
-            <w:proofErr w:type="spellStart"/>
             <w:r>
               <w:rPr>
                 <w:rFonts w:eastAsia="Times New Roman" w:cs="Times New Roman"/>
@@ -4272,7 +3746,6 @@
               </w:rPr>
               <w:t>thread_exit</w:t>
             </w:r>
-            <w:proofErr w:type="spellEnd"/>
           </w:p>
         </w:tc>
         <w:tc>
@@ -4364,14 +3837,12 @@
                 <w:lang w:val="en-US"/>
               </w:rPr>
             </w:pPr>
-            <w:proofErr w:type="spellStart"/>
             <w:r>
               <w:rPr>
                 <w:rFonts w:eastAsia="Times New Roman" w:cs="Times New Roman"/>
               </w:rPr>
               <w:t>thread_yield</w:t>
             </w:r>
-            <w:proofErr w:type="spellEnd"/>
           </w:p>
         </w:tc>
         <w:tc>
@@ -4462,14 +3933,12 @@
                 <w:rFonts w:eastAsia="Times New Roman" w:cs="Times New Roman"/>
               </w:rPr>
             </w:pPr>
-            <w:proofErr w:type="spellStart"/>
             <w:r>
               <w:rPr>
                 <w:rFonts w:eastAsia="Times New Roman" w:cs="Times New Roman"/>
               </w:rPr>
               <w:t>thread_foreach</w:t>
             </w:r>
-            <w:proofErr w:type="spellEnd"/>
           </w:p>
         </w:tc>
         <w:tc>
@@ -4495,7 +3964,6 @@
                 <w:i/>
               </w:rPr>
             </w:pPr>
-            <w:proofErr w:type="spellStart"/>
             <w:r>
               <w:rPr>
                 <w:rFonts w:eastAsia="Times New Roman" w:cs="Times New Roman"/>
@@ -4504,7 +3972,6 @@
               </w:rPr>
               <w:t>Func</w:t>
             </w:r>
-            <w:proofErr w:type="spellEnd"/>
             <w:r>
               <w:rPr>
                 <w:rFonts w:eastAsia="Times New Roman" w:cs="Times New Roman"/>
@@ -4548,35 +4015,7 @@
               <w:rPr>
                 <w:rFonts w:eastAsia="Times New Roman" w:cs="Times New Roman"/>
               </w:rPr>
-              <w:t xml:space="preserve">Выполняет функцию </w:t>
-            </w:r>
-            <w:proofErr w:type="spellStart"/>
-            <w:r>
-              <w:rPr>
-                <w:rFonts w:eastAsia="Times New Roman" w:cs="Times New Roman"/>
-              </w:rPr>
-              <w:t>func</w:t>
-            </w:r>
-            <w:proofErr w:type="spellEnd"/>
-            <w:r>
-              <w:rPr>
-                <w:rFonts w:eastAsia="Times New Roman" w:cs="Times New Roman"/>
-              </w:rPr>
-              <w:t xml:space="preserve"> (t, </w:t>
-            </w:r>
-            <w:proofErr w:type="spellStart"/>
-            <w:r>
-              <w:rPr>
-                <w:rFonts w:eastAsia="Times New Roman" w:cs="Times New Roman"/>
-              </w:rPr>
-              <w:t>aux</w:t>
-            </w:r>
-            <w:proofErr w:type="spellEnd"/>
-            <w:r>
-              <w:rPr>
-                <w:rFonts w:eastAsia="Times New Roman" w:cs="Times New Roman"/>
-              </w:rPr>
-              <w:t xml:space="preserve">) над всеми потоками (где </w:t>
+              <w:t xml:space="preserve">Выполняет функцию func (t, aux) над всеми потоками (где </w:t>
             </w:r>
             <w:r>
               <w:rPr>
@@ -4630,14 +4069,12 @@
                 <w:rFonts w:eastAsia="Times New Roman" w:cs="Times New Roman"/>
               </w:rPr>
             </w:pPr>
-            <w:proofErr w:type="spellStart"/>
             <w:r>
               <w:rPr>
                 <w:rFonts w:eastAsia="Times New Roman" w:cs="Times New Roman"/>
               </w:rPr>
               <w:t>thread_set_priority</w:t>
             </w:r>
-            <w:proofErr w:type="spellEnd"/>
           </w:p>
         </w:tc>
         <w:tc>
@@ -4664,31 +4101,13 @@
                 <w:lang w:val="en-US"/>
               </w:rPr>
             </w:pPr>
-            <w:proofErr w:type="spellStart"/>
             <w:r>
               <w:rPr>
                 <w:rFonts w:eastAsia="Times New Roman" w:cs="Times New Roman"/>
                 <w:i/>
               </w:rPr>
-              <w:t>int</w:t>
-            </w:r>
-            <w:proofErr w:type="spellEnd"/>
-            <w:r>
-              <w:rPr>
-                <w:rFonts w:eastAsia="Times New Roman" w:cs="Times New Roman"/>
-                <w:i/>
-              </w:rPr>
-              <w:t xml:space="preserve"> </w:t>
-            </w:r>
-            <w:proofErr w:type="spellStart"/>
-            <w:r>
-              <w:rPr>
-                <w:rFonts w:eastAsia="Times New Roman" w:cs="Times New Roman"/>
-                <w:i/>
-              </w:rPr>
-              <w:t>new_priority</w:t>
-            </w:r>
-            <w:proofErr w:type="spellEnd"/>
+              <w:t>int new_priority</w:t>
+            </w:r>
           </w:p>
         </w:tc>
         <w:tc>
@@ -4765,14 +4184,12 @@
                 <w:rFonts w:eastAsia="Times New Roman" w:cs="Times New Roman"/>
               </w:rPr>
             </w:pPr>
-            <w:proofErr w:type="spellStart"/>
             <w:r>
               <w:rPr>
                 <w:rFonts w:eastAsia="Times New Roman" w:cs="Times New Roman"/>
               </w:rPr>
               <w:t>thread_get_priority</w:t>
             </w:r>
-            <w:proofErr w:type="spellEnd"/>
           </w:p>
         </w:tc>
         <w:tc>
@@ -4897,37 +4314,12 @@
                 <w:lang w:val="en-US"/>
               </w:rPr>
             </w:pPr>
-            <w:proofErr w:type="spellStart"/>
             <w:r>
               <w:rPr>
                 <w:rFonts w:eastAsia="Times New Roman" w:cs="Times New Roman"/>
                 <w:i/>
               </w:rPr>
-              <w:t>void</w:t>
-            </w:r>
-            <w:proofErr w:type="spellEnd"/>
-            <w:r>
-              <w:rPr>
-                <w:rFonts w:eastAsia="Times New Roman" w:cs="Times New Roman"/>
-                <w:i/>
-              </w:rPr>
-              <w:t xml:space="preserve"> *</w:t>
-            </w:r>
-            <w:proofErr w:type="spellStart"/>
-            <w:r>
-              <w:rPr>
-                <w:rFonts w:eastAsia="Times New Roman" w:cs="Times New Roman"/>
-                <w:i/>
-              </w:rPr>
-              <w:t>idle_started</w:t>
-            </w:r>
-            <w:proofErr w:type="spellEnd"/>
-            <w:r>
-              <w:rPr>
-                <w:rFonts w:eastAsia="Times New Roman" w:cs="Times New Roman"/>
-                <w:i/>
-              </w:rPr>
-              <w:t>_ UNUSED</w:t>
+              <w:t>void *idle_started_ UNUSED</w:t>
             </w:r>
           </w:p>
         </w:tc>
@@ -4987,53 +4379,12 @@
                 <w:rFonts w:eastAsia="Times New Roman" w:cs="Times New Roman"/>
               </w:rPr>
             </w:pPr>
-            <w:proofErr w:type="spellStart"/>
             <w:r>
               <w:rPr>
                 <w:rFonts w:eastAsia="Times New Roman" w:cs="Times New Roman"/>
                 <w:lang w:val="en-US"/>
               </w:rPr>
-              <w:t>thread_start</w:t>
-            </w:r>
-            <w:proofErr w:type="spellEnd"/>
-            <w:r>
-              <w:rPr>
-                <w:rFonts w:eastAsia="Times New Roman" w:cs="Times New Roman"/>
-                <w:lang w:val="en-US"/>
-              </w:rPr>
-              <w:t>() (</w:t>
-            </w:r>
-            <w:proofErr w:type="spellStart"/>
-            <w:r>
-              <w:rPr>
-                <w:rFonts w:eastAsia="Times New Roman" w:cs="Times New Roman"/>
-                <w:lang w:val="en-US"/>
-              </w:rPr>
-              <w:t>thread_create</w:t>
-            </w:r>
-            <w:proofErr w:type="spellEnd"/>
-            <w:r>
-              <w:rPr>
-                <w:rFonts w:eastAsia="Times New Roman" w:cs="Times New Roman"/>
-                <w:lang w:val="en-US"/>
-              </w:rPr>
-              <w:t xml:space="preserve"> ("idle", PRI_MIN, idle, &amp;</w:t>
-            </w:r>
-            <w:proofErr w:type="spellStart"/>
-            <w:r>
-              <w:rPr>
-                <w:rFonts w:eastAsia="Times New Roman" w:cs="Times New Roman"/>
-                <w:lang w:val="en-US"/>
-              </w:rPr>
-              <w:t>idle_started</w:t>
-            </w:r>
-            <w:proofErr w:type="spellEnd"/>
-            <w:r>
-              <w:rPr>
-                <w:rFonts w:eastAsia="Times New Roman" w:cs="Times New Roman"/>
-                <w:lang w:val="en-US"/>
-              </w:rPr>
-              <w:t xml:space="preserve">)). </w:t>
+              <w:t xml:space="preserve">thread_start() (thread_create ("idle", PRI_MIN, idle, &amp;idle_started)). </w:t>
             </w:r>
             <w:r>
               <w:rPr>
@@ -5073,21 +4424,7 @@
               <w:rPr>
                 <w:rFonts w:eastAsia="Times New Roman" w:cs="Times New Roman"/>
               </w:rPr>
-              <w:t xml:space="preserve">готовности. Он возвращается </w:t>
-            </w:r>
-            <w:proofErr w:type="spellStart"/>
-            <w:r>
-              <w:rPr>
-                <w:rFonts w:eastAsia="Times New Roman" w:cs="Times New Roman"/>
-              </w:rPr>
-              <w:t>next_thread_to_run</w:t>
-            </w:r>
-            <w:proofErr w:type="spellEnd"/>
-            <w:r>
-              <w:rPr>
-                <w:rFonts w:eastAsia="Times New Roman" w:cs="Times New Roman"/>
-              </w:rPr>
-              <w:t>() как</w:t>
+              <w:t>готовности. Он возвращается next_thread_to_run() как</w:t>
             </w:r>
           </w:p>
           <w:p>
@@ -5133,14 +4470,12 @@
                 <w:lang w:val="en-US"/>
               </w:rPr>
             </w:pPr>
-            <w:proofErr w:type="spellStart"/>
             <w:r>
               <w:rPr>
                 <w:rFonts w:eastAsia="Times New Roman" w:cs="Times New Roman"/>
               </w:rPr>
               <w:t>next_thread_to_run</w:t>
             </w:r>
-            <w:proofErr w:type="spellEnd"/>
           </w:p>
         </w:tc>
         <w:tc>
@@ -5311,14 +4646,12 @@
                 <w:rFonts w:eastAsia="Times New Roman" w:cs="Times New Roman"/>
               </w:rPr>
             </w:pPr>
-            <w:proofErr w:type="spellStart"/>
             <w:r>
               <w:rPr>
                 <w:rFonts w:eastAsia="Times New Roman" w:cs="Times New Roman"/>
               </w:rPr>
               <w:t>thread_schedule_tail</w:t>
             </w:r>
-            <w:proofErr w:type="spellEnd"/>
           </w:p>
         </w:tc>
         <w:tc>
@@ -5344,37 +4677,12 @@
                 <w:i/>
               </w:rPr>
             </w:pPr>
-            <w:proofErr w:type="spellStart"/>
             <w:r>
               <w:rPr>
                 <w:rFonts w:eastAsia="Times New Roman" w:cs="Times New Roman"/>
                 <w:i/>
               </w:rPr>
-              <w:t>thread</w:t>
-            </w:r>
-            <w:proofErr w:type="spellEnd"/>
-            <w:r>
-              <w:rPr>
-                <w:rFonts w:eastAsia="Times New Roman" w:cs="Times New Roman"/>
-                <w:i/>
-              </w:rPr>
-              <w:t xml:space="preserve"> *</w:t>
-            </w:r>
-            <w:proofErr w:type="spellStart"/>
-            <w:r>
-              <w:rPr>
-                <w:rFonts w:eastAsia="Times New Roman" w:cs="Times New Roman"/>
-                <w:i/>
-              </w:rPr>
-              <w:t>prev</w:t>
-            </w:r>
-            <w:proofErr w:type="spellEnd"/>
-            <w:r>
-              <w:rPr>
-                <w:rFonts w:eastAsia="Times New Roman" w:cs="Times New Roman"/>
-                <w:i/>
-              </w:rPr>
-              <w:t xml:space="preserve"> – указатель на структуру предыдущего потока</w:t>
+              <w:t>thread *prev – указатель на структуру предыдущего потока</w:t>
             </w:r>
           </w:p>
         </w:tc>
@@ -5535,19 +4843,11 @@
                 <w:rFonts w:eastAsia="Times New Roman" w:cs="Times New Roman"/>
               </w:rPr>
             </w:pPr>
-            <w:proofErr w:type="spellStart"/>
-            <w:r>
-              <w:rPr>
-                <w:rFonts w:eastAsia="Times New Roman" w:cs="Times New Roman"/>
-              </w:rPr>
-              <w:t>Диспетчиризирует</w:t>
-            </w:r>
-            <w:proofErr w:type="spellEnd"/>
-            <w:r>
-              <w:rPr>
-                <w:rFonts w:eastAsia="Times New Roman" w:cs="Times New Roman"/>
-              </w:rPr>
-              <w:t xml:space="preserve"> новый процесс: Выполняет </w:t>
+            <w:r>
+              <w:rPr>
+                <w:rFonts w:eastAsia="Times New Roman" w:cs="Times New Roman"/>
+              </w:rPr>
+              <w:t xml:space="preserve">Диспетчиризирует новый процесс: Выполняет </w:t>
             </w:r>
             <w:r>
               <w:rPr>
@@ -5641,7 +4941,6 @@
                 <w:lang w:val="en-US"/>
               </w:rPr>
             </w:pPr>
-            <w:proofErr w:type="spellStart"/>
             <w:r>
               <w:rPr>
                 <w:rFonts w:eastAsia="Times New Roman" w:cs="Times New Roman"/>
@@ -5649,7 +4948,6 @@
               </w:rPr>
               <w:t>allocate_tid</w:t>
             </w:r>
-            <w:proofErr w:type="spellEnd"/>
           </w:p>
         </w:tc>
         <w:tc>
@@ -5714,7 +5012,6 @@
               </w:rPr>
               <w:t xml:space="preserve">Создает </w:t>
             </w:r>
-            <w:proofErr w:type="spellStart"/>
             <w:r>
               <w:rPr>
                 <w:rFonts w:eastAsia="Times New Roman" w:cs="Times New Roman"/>
@@ -5722,7 +5019,6 @@
               </w:rPr>
               <w:t>tid</w:t>
             </w:r>
-            <w:proofErr w:type="spellEnd"/>
             <w:r>
               <w:rPr>
                 <w:rFonts w:eastAsia="Times New Roman" w:cs="Times New Roman"/>
@@ -5742,7 +5038,6 @@
               </w:rPr>
               <w:t>_</w:t>
             </w:r>
-            <w:proofErr w:type="spellStart"/>
             <w:r>
               <w:rPr>
                 <w:rFonts w:eastAsia="Times New Roman" w:cs="Times New Roman"/>
@@ -5750,7 +5045,6 @@
               </w:rPr>
               <w:t>init</w:t>
             </w:r>
-            <w:proofErr w:type="spellEnd"/>
             <w:r>
               <w:rPr>
                 <w:rFonts w:eastAsia="Times New Roman" w:cs="Times New Roman"/>
@@ -5810,7 +5104,6 @@
           <w:u w:val="single"/>
         </w:rPr>
       </w:pPr>
-      <w:proofErr w:type="spellStart"/>
       <w:r>
         <w:rPr>
           <w:rFonts w:eastAsia="Times New Roman" w:cs="Times New Roman"/>
@@ -5818,7 +5111,6 @@
         </w:rPr>
         <w:t>alarm-priority</w:t>
       </w:r>
-      <w:proofErr w:type="spellEnd"/>
     </w:p>
     <w:p>
       <w:pPr>
@@ -5856,7 +5148,6 @@
           <w:u w:val="single"/>
         </w:rPr>
       </w:pPr>
-      <w:proofErr w:type="spellStart"/>
       <w:r>
         <w:rPr>
           <w:rFonts w:eastAsia="Times New Roman" w:cs="Times New Roman"/>
@@ -5864,7 +5155,6 @@
         </w:rPr>
         <w:t>priority-change</w:t>
       </w:r>
-      <w:proofErr w:type="spellEnd"/>
     </w:p>
     <w:p>
       <w:pPr>
@@ -5902,7 +5192,6 @@
           <w:u w:val="single"/>
         </w:rPr>
       </w:pPr>
-      <w:proofErr w:type="spellStart"/>
       <w:r>
         <w:rPr>
           <w:rFonts w:eastAsia="Times New Roman" w:cs="Times New Roman"/>
@@ -5910,7 +5199,6 @@
         </w:rPr>
         <w:t>priority-fifo</w:t>
       </w:r>
-      <w:proofErr w:type="spellEnd"/>
     </w:p>
     <w:p>
       <w:pPr>
@@ -5974,7 +5262,6 @@
           <w:u w:val="single"/>
         </w:rPr>
       </w:pPr>
-      <w:proofErr w:type="spellStart"/>
       <w:r>
         <w:rPr>
           <w:rFonts w:eastAsia="Times New Roman" w:cs="Times New Roman"/>
@@ -5982,7 +5269,6 @@
         </w:rPr>
         <w:t>priority-preempt</w:t>
       </w:r>
-      <w:proofErr w:type="spellEnd"/>
     </w:p>
     <w:p>
       <w:pPr>
@@ -6020,7 +5306,6 @@
           <w:u w:val="single"/>
         </w:rPr>
       </w:pPr>
-      <w:proofErr w:type="spellStart"/>
       <w:r>
         <w:rPr>
           <w:rFonts w:eastAsia="Times New Roman" w:cs="Times New Roman"/>
@@ -6028,7 +5313,6 @@
         </w:rPr>
         <w:t>priority-sema</w:t>
       </w:r>
-      <w:proofErr w:type="spellEnd"/>
     </w:p>
     <w:p>
       <w:pPr>
@@ -6066,7 +5350,6 @@
           <w:u w:val="single"/>
         </w:rPr>
       </w:pPr>
-      <w:proofErr w:type="spellStart"/>
       <w:r>
         <w:rPr>
           <w:rFonts w:eastAsia="Times New Roman" w:cs="Times New Roman"/>
@@ -6074,7 +5357,6 @@
         </w:rPr>
         <w:t>priority-condvar</w:t>
       </w:r>
-      <w:proofErr w:type="spellEnd"/>
     </w:p>
     <w:p>
       <w:pPr>
@@ -6091,7 +5373,6 @@
         </w:rPr>
         <w:t xml:space="preserve">Проверяет, что </w:t>
       </w:r>
-      <w:proofErr w:type="spellStart"/>
       <w:r>
         <w:rPr>
           <w:rFonts w:eastAsia="Times New Roman" w:cs="Times New Roman"/>
@@ -6099,7 +5380,6 @@
         </w:rPr>
         <w:t>cond</w:t>
       </w:r>
-      <w:proofErr w:type="spellEnd"/>
       <w:r>
         <w:rPr>
           <w:rFonts w:eastAsia="Times New Roman" w:cs="Times New Roman"/>
@@ -6119,7 +5399,6 @@
         </w:rPr>
         <w:t xml:space="preserve">() пробуждает поток с наивысшим приоритетом, ожидающий в </w:t>
       </w:r>
-      <w:proofErr w:type="spellStart"/>
       <w:r>
         <w:rPr>
           <w:rFonts w:eastAsia="Times New Roman" w:cs="Times New Roman"/>
@@ -6127,7 +5406,6 @@
         </w:rPr>
         <w:t>cond</w:t>
       </w:r>
-      <w:proofErr w:type="spellEnd"/>
       <w:r>
         <w:rPr>
           <w:rFonts w:eastAsia="Times New Roman" w:cs="Times New Roman"/>
@@ -6573,7 +5851,6 @@
         </w:rPr>
         <w:t>-</w:t>
       </w:r>
-      <w:proofErr w:type="spellStart"/>
       <w:r>
         <w:rPr>
           <w:rFonts w:eastAsia="Times New Roman" w:cs="Times New Roman"/>
@@ -6582,7 +5859,6 @@
         </w:rPr>
         <w:t>sema</w:t>
       </w:r>
-      <w:proofErr w:type="spellEnd"/>
     </w:p>
     <w:p>
       <w:pPr>
@@ -7912,21 +7188,7 @@
         <w:rPr>
           <w:rFonts w:eastAsia="Times New Roman" w:cs="Times New Roman"/>
         </w:rPr>
-        <w:t xml:space="preserve">Код </w:t>
-      </w:r>
-      <w:proofErr w:type="spellStart"/>
-      <w:r>
-        <w:rPr>
-          <w:rFonts w:eastAsia="Times New Roman" w:cs="Times New Roman"/>
-        </w:rPr>
-        <w:t>доп</w:t>
-      </w:r>
-      <w:proofErr w:type="spellEnd"/>
-      <w:r>
-        <w:rPr>
-          <w:rFonts w:eastAsia="Times New Roman" w:cs="Times New Roman"/>
-        </w:rPr>
-        <w:t xml:space="preserve"> задания</w:t>
+        <w:t>Код доп задания</w:t>
       </w:r>
     </w:p>
     <w:p>
@@ -8619,6 +7881,7 @@
     <w:lsdException w:name="HTML Sample" w:semiHidden="1" w:unhideWhenUsed="1"/>
     <w:lsdException w:name="HTML Typewriter" w:semiHidden="1" w:unhideWhenUsed="1"/>
     <w:lsdException w:name="HTML Variable" w:semiHidden="1" w:unhideWhenUsed="1"/>
+    <w:lsdException w:name="Normal Table" w:semiHidden="1" w:unhideWhenUsed="1"/>
     <w:lsdException w:name="annotation subject" w:semiHidden="1" w:unhideWhenUsed="1"/>
     <w:lsdException w:name="No List" w:semiHidden="1" w:unhideWhenUsed="1"/>
     <w:lsdException w:name="Outline List 1" w:semiHidden="1" w:unhideWhenUsed="1"/>
@@ -8661,8 +7924,11 @@
     <w:lsdException w:name="Table Contemporary" w:semiHidden="1" w:unhideWhenUsed="1"/>
     <w:lsdException w:name="Table Elegant" w:semiHidden="1" w:unhideWhenUsed="1"/>
     <w:lsdException w:name="Table Professional" w:semiHidden="1" w:unhideWhenUsed="1"/>
+    <w:lsdException w:name="Table Subtle 1" w:semiHidden="1" w:unhideWhenUsed="1"/>
     <w:lsdException w:name="Table Subtle 2" w:semiHidden="1" w:unhideWhenUsed="1"/>
     <w:lsdException w:name="Table Web 1" w:semiHidden="1" w:unhideWhenUsed="1"/>
+    <w:lsdException w:name="Table Web 2" w:semiHidden="1" w:unhideWhenUsed="1"/>
+    <w:lsdException w:name="Table Web 3" w:semiHidden="1" w:unhideWhenUsed="1"/>
     <w:lsdException w:name="Balloon Text" w:semiHidden="1" w:unhideWhenUsed="1"/>
     <w:lsdException w:name="Table Grid" w:uiPriority="39"/>
     <w:lsdException w:name="Table Theme" w:semiHidden="1" w:unhideWhenUsed="1"/>
